--- a/Mental_Accounting_SCRIPT.docx
+++ b/Mental_Accounting_SCRIPT.docx
@@ -2159,7 +2159,7 @@
           <w:color w:val="B02A2A"/>
           <w:sz w:val="22"/>
         </w:rPr>
-        <w:t>— THE ENDING —</w:t>
+        <w:t>— EL MOVIMIENTO —</w:t>
       </w:r>
     </w:p>
     <w:p>
@@ -2178,7 +2178,7 @@
         <w:rPr>
           <w:sz w:val="22"/>
         </w:rPr>
-        <w:t>You cannot stop your brain from keeping mental accounts.</w:t>
+        <w:t>Here is what you do with this.</w:t>
       </w:r>
     </w:p>
     <w:p>
@@ -2197,7 +2197,7 @@
         <w:rPr>
           <w:sz w:val="22"/>
         </w:rPr>
-        <w:t>The system runs below the threshold of conscious thought. It was there before you knew the word for it.</w:t>
+        <w:t>The next time a bonus arrives — before you spend a single euro — set up an automatic transfer to your investment account or emergency fund for that same day.</w:t>
       </w:r>
     </w:p>
     <w:p>
@@ -2216,7 +2216,7 @@
         <w:rPr>
           <w:sz w:val="22"/>
         </w:rPr>
-        <w:t>But you can learn to read the filing.</w:t>
+        <w:t>Not because you need discipline. Because your brain is about to file it as free money. You are faster than the filing.</w:t>
       </w:r>
     </w:p>
     <w:p>
@@ -2235,7 +2235,7 @@
         <w:rPr>
           <w:sz w:val="22"/>
         </w:rPr>
-        <w:t>When money arrives — any money — ask one question before you do anything with it.</w:t>
+        <w:t>If your employer offers a pension match and you are not maximizing it — that is not a benefit you are leaving on the table. That is your own compensation that your brain has quietly filed as optional.</w:t>
       </w:r>
     </w:p>
     <w:p>
@@ -2254,7 +2254,7 @@
         <w:rPr>
           <w:sz w:val="22"/>
         </w:rPr>
-        <w:t>Which account is my brain putting this in?</w:t>
+        <w:t>Decide now — before the next windfall arrives — what percentage goes to savings or investment. When the money comes, the rule runs. The brain villain never gets to open the folder.</w:t>
       </w:r>
     </w:p>
     <w:p>
@@ -2273,7 +2273,21 @@
         <w:rPr>
           <w:sz w:val="22"/>
         </w:rPr>
-        <w:t>And is that the account I would choose if I were choosing deliberately?</w:t>
+        <w:t>And use the pain of paying deliberately. Automate your savings transfer on the same day you get paid, before the rest moves. When the transfer hurts slightly, the account is real. When it feels like nothing, it does not exist yet.</w:t>
+      </w:r>
+    </w:p>
+    <w:p/>
+    <w:p>
+      <w:pPr>
+        <w:spacing w:before="280" w:after="80"/>
+      </w:pPr>
+      <w:r>
+        <w:rPr>
+          <w:b/>
+          <w:color w:val="B02A2A"/>
+          <w:sz w:val="22"/>
+        </w:rPr>
+        <w:t>— THE ENDING —</w:t>
       </w:r>
     </w:p>
     <w:p>
@@ -2292,7 +2306,7 @@
         <w:rPr>
           <w:sz w:val="22"/>
         </w:rPr>
-        <w:t>The bonus, the win, the gift, the refund — your brain has already filed them somewhere.</w:t>
+        <w:t>You cannot stop your brain from keeping mental accounts.</w:t>
       </w:r>
     </w:p>
     <w:p>
@@ -2311,7 +2325,7 @@
         <w:rPr>
           <w:sz w:val="22"/>
         </w:rPr>
-        <w:t>The only question is whether you agree with the filing.</w:t>
+        <w:t>The system runs below the threshold of conscious thought. It was there before you knew the word for it.</w:t>
       </w:r>
     </w:p>
     <w:p>
@@ -2330,7 +2344,7 @@
         <w:rPr>
           <w:sz w:val="22"/>
         </w:rPr>
-        <w:t>Every video on this channel is one way your financial gut has been hacked.</w:t>
+        <w:t>But you can learn to read the filing.</w:t>
       </w:r>
     </w:p>
     <w:p>
@@ -2349,6 +2363,120 @@
         <w:rPr>
           <w:sz w:val="22"/>
         </w:rPr>
+        <w:t>When money arrives — any money — ask one question before you do anything with it.</w:t>
+      </w:r>
+    </w:p>
+    <w:p>
+      <w:pPr>
+        <w:spacing w:before="20" w:after="20"/>
+      </w:pPr>
+      <w:r>
+        <w:rPr>
+          <w:b/>
+          <w:color w:val="888888"/>
+          <w:sz w:val="18"/>
+        </w:rPr>
+        <w:t xml:space="preserve">[116]  </w:t>
+      </w:r>
+      <w:r>
+        <w:rPr>
+          <w:sz w:val="22"/>
+        </w:rPr>
+        <w:t>Which account is my brain putting this in?</w:t>
+      </w:r>
+    </w:p>
+    <w:p>
+      <w:pPr>
+        <w:spacing w:before="20" w:after="20"/>
+      </w:pPr>
+      <w:r>
+        <w:rPr>
+          <w:b/>
+          <w:color w:val="888888"/>
+          <w:sz w:val="18"/>
+        </w:rPr>
+        <w:t xml:space="preserve">[117]  </w:t>
+      </w:r>
+      <w:r>
+        <w:rPr>
+          <w:sz w:val="22"/>
+        </w:rPr>
+        <w:t>And is that the account I would choose if I were choosing deliberately?</w:t>
+      </w:r>
+    </w:p>
+    <w:p>
+      <w:pPr>
+        <w:spacing w:before="20" w:after="20"/>
+      </w:pPr>
+      <w:r>
+        <w:rPr>
+          <w:b/>
+          <w:color w:val="888888"/>
+          <w:sz w:val="18"/>
+        </w:rPr>
+        <w:t xml:space="preserve">[118]  </w:t>
+      </w:r>
+      <w:r>
+        <w:rPr>
+          <w:sz w:val="22"/>
+        </w:rPr>
+        <w:t>The bonus, the win, the gift, the refund — your brain has already filed them somewhere.</w:t>
+      </w:r>
+    </w:p>
+    <w:p>
+      <w:pPr>
+        <w:spacing w:before="20" w:after="20"/>
+      </w:pPr>
+      <w:r>
+        <w:rPr>
+          <w:b/>
+          <w:color w:val="888888"/>
+          <w:sz w:val="18"/>
+        </w:rPr>
+        <w:t xml:space="preserve">[119]  </w:t>
+      </w:r>
+      <w:r>
+        <w:rPr>
+          <w:sz w:val="22"/>
+        </w:rPr>
+        <w:t>The only question is whether you agree with the filing.</w:t>
+      </w:r>
+    </w:p>
+    <w:p>
+      <w:pPr>
+        <w:spacing w:before="20" w:after="20"/>
+      </w:pPr>
+      <w:r>
+        <w:rPr>
+          <w:b/>
+          <w:color w:val="888888"/>
+          <w:sz w:val="18"/>
+        </w:rPr>
+        <w:t xml:space="preserve">[120]  </w:t>
+      </w:r>
+      <w:r>
+        <w:rPr>
+          <w:sz w:val="22"/>
+        </w:rPr>
+        <w:t>Every video on this channel is one way your financial gut has been hacked.</w:t>
+      </w:r>
+    </w:p>
+    <w:p>
+      <w:pPr>
+        <w:spacing w:before="20" w:after="20"/>
+      </w:pPr>
+      <w:r>
+        <w:rPr>
+          <w:b/>
+          <w:color w:val="888888"/>
+          <w:sz w:val="18"/>
+        </w:rPr>
+        <w:t xml:space="preserve">[121]  </w:t>
+      </w:r>
+      <w:r>
+        <w:rPr>
+          <w:sz w:val="22"/>
+        </w:rPr>
         <w:t>This is how they got to your windfall before you did.</w:t>
       </w:r>
     </w:p>
@@ -2362,7 +2490,7 @@
           <w:color w:val="666666"/>
           <w:sz w:val="18"/>
         </w:rPr>
-        <w:t>TOTAL: 115 beats · ~1479 words · ~11 min</w:t>
+        <w:t>TOTAL: 121 beats · ~1649 words · ~12 min</w:t>
       </w:r>
     </w:p>
     <w:sectPr>
